--- a/plans/6th Grade Technology/6th Grade Monthly Planning/3rd Trimester/6° Technology - October.docx
+++ b/plans/6th Grade Technology/6th Grade Monthly Planning/3rd Trimester/6° Technology - October.docx
@@ -221,9 +221,9 @@
             <w:r>
               <w:t>Competences:</w:t>
               <w:br/>
-              <w:t>Use spreadsheets to plan simple quantities, costs, totals, and charts.</w:t>
-              <w:br/>
-              <w:t>Interpret chart information and write a simple conclusion from data.</w:t>
+              <w:t>Use spreadsheets to present mBot STEM project data with charts.</w:t>
+              <w:br/>
+              <w:t>Interpret chart information and write a simple conclusion from project data.</w:t>
               <w:br/>
               <w:t>Create and improve a basic 3D model from a labeled design plan.</w:t>
             </w:r>
@@ -240,9 +240,9 @@
             <w:r>
               <w:t>Learning Objectives:</w:t>
               <w:br/>
-              <w:t>Build a simple planning spreadsheet with items, quantities, costs, and calculated totals.</w:t>
-              <w:br/>
-              <w:t>Create a chart from an assigned data set with title, labels, answers, and a conclusion.</w:t>
+              <w:t>Review a mBot STEM data table and choose a chart that answers a project question.</w:t>
+              <w:br/>
+              <w:t>Create a chart from the mBot STEM data set with title, labels, answers, and a conclusion.</w:t>
               <w:br/>
               <w:t>Use basic 3D modelling actions such as move, resize, rotate, duplicate, group, and improve.</w:t>
             </w:r>
@@ -259,7 +259,7 @@
             <w:r>
               <w:t>Learning Outcomes:</w:t>
               <w:br/>
-              <w:t>Submit a planning spreadsheet and chart task with title, labels, answers, and conclusion.</w:t>
+              <w:t>Submit a mBot STEM chart task with title, labels, answers, and conclusion.</w:t>
               <w:br/>
               <w:t>Submit 3D modelling practice evidence showing basic shape tools.</w:t>
               <w:br/>
@@ -330,40 +330,40 @@
             <w:r>
               <w:t>Topic:</w:t>
               <w:br/>
-              <w:t>Spreadsheet planning</w:t>
+              <w:t>mBot charts tell a story</w:t>
               <w:br/>
               <w:br/>
               <w:t>Pre-activities</w:t>
               <w:br/>
-              <w:t>Answer the warm-up question: What can we plan with a table?</w:t>
+              <w:t>Answer the warm-up question: When is a chart easier than a table?</w:t>
               <w:br/>
               <w:t>Review October Week 1 practice vocabulary (part 1).</w:t>
               <w:br/>
-              <w:t>budget: money plan</w:t>
-              <w:br/>
-              <w:t>quantity: how many</w:t>
-              <w:br/>
-              <w:t>cost: price</w:t>
-              <w:br/>
-              <w:t>total: whole amount</w:t>
-              <w:br/>
-              <w:t>Read a simple planning table and identify the total.</w:t>
+              <w:t>chart: visual way to show data</w:t>
+              <w:br/>
+              <w:t>title: name of a page or project</w:t>
+              <w:br/>
+              <w:t>label: word that names something</w:t>
+              <w:br/>
+              <w:t>category: group</w:t>
+              <w:br/>
+              <w:t>Open the mBot STEM data table from September.</w:t>
               <w:br/>
               <w:br/>
               <w:t>While activities</w:t>
               <w:br/>
-              <w:t>Choose items for a small class event or project materials list.</w:t>
-              <w:br/>
-              <w:t>Estimate quantity and cost for each item.</w:t>
-              <w:br/>
-              <w:t>Record the information in a simple planning table.</w:t>
+              <w:t>Identify the title, labels, and categories in a sample chart.</w:t>
+              <w:br/>
+              <w:t>Choose one mBot data question that could become a chart.</w:t>
+              <w:br/>
+              <w:t>Explain what the chart should show.</w:t>
               <w:br/>
               <w:br/>
               <w:t>Post activities</w:t>
               <w:br/>
-              <w:t>Write one sentence explaining why totals help with planning.</w:t>
-              <w:br/>
-              <w:t>Share one item from your planning table.</w:t>
+              <w:t>Write one sentence explaining what charts help people understand.</w:t>
+              <w:br/>
+              <w:t>Share your chart idea with a partner.</w:t>
             </w:r>
           </w:p>
         </w:tc>
@@ -381,38 +381,34 @@
             <w:r>
               <w:t>Topic:</w:t>
               <w:br/>
-              <w:t>Plan with formulas</w:t>
+              <w:t>mBot Data Chart and Conclusion</w:t>
               <w:br/>
               <w:br/>
               <w:t>Pre-activities</w:t>
               <w:br/>
-              <w:t>Review October Week 1 practice vocabulary with Blooket or a crossword puzzle (part 2).</w:t>
-              <w:br/>
-              <w:t>item: one thing in a list</w:t>
-              <w:br/>
-              <w:t>estimate: careful guess</w:t>
-              <w:br/>
-              <w:t>materials: things used for a project</w:t>
-              <w:br/>
-              <w:t>Open your planning spreadsheet.</w:t>
+              <w:t>Complete a vocabulary review activity using October Week 1 practice vocabulary (part 2).</w:t>
+              <w:br/>
+              <w:t>axis: chart line for values or groups</w:t>
+              <w:br/>
+              <w:t>compare: look for similarities or differences</w:t>
+              <w:br/>
+              <w:t>conclusion: idea from evidence</w:t>
+              <w:br/>
+              <w:t>Open the mBot STEM data set.</w:t>
               <w:br/>
               <w:br/>
               <w:t>While activities</w:t>
               <w:br/>
-              <w:t>Enter items, quantities, costs, and totals.</w:t>
-              <w:br/>
-              <w:t>Use a formula to calculate at least one total.</w:t>
-              <w:br/>
-              <w:t>Change one quantity and observe how the total changes.</w:t>
-              <w:br/>
-              <w:t>Check that the table is easy to read.</w:t>
+              <w:t>Complete Summative Activity #2: Create one chart from the mBot STEM data set, add a title and labels, answer 3 questions about the chart, and write one conclusion sentence.</w:t>
+              <w:br/>
+              <w:t>Submit the chart task in class or on Google Classroom.</w:t>
               <w:br/>
               <w:br/>
               <w:t>Post activities</w:t>
               <w:br/>
-              <w:t>Submit the planning spreadsheet.</w:t>
-              <w:br/>
-              <w:t>Write one sentence explaining how the spreadsheet helped.</w:t>
+              <w:t>Share one conclusion from your chart.</w:t>
+              <w:br/>
+              <w:t>Write one situation where a chart is better than a table.</w:t>
             </w:r>
           </w:p>
         </w:tc>
@@ -430,7 +426,7 @@
           </w:tcPr>
           <w:p>
             <w:r>
-              <w:t>Resources: Pen, pencil, technology notebook, student's email and password, planning spreadsheet template, chart data set, chart checklist, Tinkercad or 3D tool accounts, 3D model design-plan template, screenshot/export instructions, projector, internet access.</w:t>
+              <w:t>Resources: Pen, pencil, technology notebook, student's email and password, mBot STEM data table, mBot chart checklist, Tinkercad or 3D tool accounts, 3D model design-plan template, screenshot/export instructions, projector, internet access.</w:t>
             </w:r>
           </w:p>
         </w:tc>
@@ -446,7 +442,7 @@
           </w:tcPr>
           <w:p>
             <w:r>
-              <w:t>Resources: Pen, pencil, technology notebook, student's email and password, planning spreadsheet template, chart data set, chart checklist, Tinkercad or 3D tool accounts, 3D model design-plan template, screenshot/export instructions, projector, internet access.</w:t>
+              <w:t>Resources: Pen, pencil, technology notebook, student's email and password, mBot STEM data table, mBot chart checklist, Tinkercad or 3D tool accounts, 3D model design-plan template, screenshot/export instructions, projector, internet access.</w:t>
             </w:r>
           </w:p>
         </w:tc>
@@ -502,40 +498,42 @@
             <w:r>
               <w:t>Topic:</w:t>
               <w:br/>
-              <w:t>Charts tell a story</w:t>
+              <w:t>3D modelling basics</w:t>
               <w:br/>
               <w:br/>
               <w:t>Pre-activities</w:t>
               <w:br/>
-              <w:t>Answer the warm-up question: When is a chart easier than a table?</w:t>
+              <w:t>Answer the warm-up question: What objects are made from simple shapes?</w:t>
               <w:br/>
               <w:t>Review October Week 2 practice vocabulary (part 1).</w:t>
               <w:br/>
-              <w:t>chart: visual way to show data</w:t>
-              <w:br/>
-              <w:t>title: name of a page or project</w:t>
-              <w:br/>
-              <w:t>label: word that names something</w:t>
-              <w:br/>
-              <w:t>category: group</w:t>
-              <w:br/>
-              <w:t>Choose the best chart title for a simple example.</w:t>
+              <w:t>3D: height, width, and depth</w:t>
+              <w:br/>
+              <w:t>shape: form like cube or sphere</w:t>
+              <w:br/>
+              <w:t>move: change place</w:t>
+              <w:br/>
+              <w:t>resize: make bigger or smaller</w:t>
+              <w:br/>
+              <w:t>Identify basic shapes in a real object.</w:t>
               <w:br/>
               <w:br/>
               <w:t>While activities</w:t>
               <w:br/>
-              <w:t>Identify the title, labels, and categories in a sample chart.</w:t>
-              <w:br/>
-              <w:t>Choose one data set that could become a chart.</w:t>
-              <w:br/>
-              <w:t>Explain what the chart should show.</w:t>
+              <w:t>Open the 3D modelling tool.</w:t>
+              <w:br/>
+              <w:t>Create a basic shape.</w:t>
+              <w:br/>
+              <w:t>Practice moving, resizing, and rotating the shape.</w:t>
+              <w:br/>
+              <w:t>Record one tool you used.</w:t>
               <w:br/>
               <w:br/>
               <w:t>Post activities</w:t>
               <w:br/>
-              <w:t>Write one sentence explaining what charts help people understand.</w:t>
-              <w:br/>
-              <w:t>Share your chart idea with a partner.</w:t>
+              <w:t>Write one sentence explaining what 3D means.</w:t>
+              <w:br/>
+              <w:t>Save or screenshot your first shape practice.</w:t>
             </w:r>
           </w:p>
         </w:tc>
@@ -553,34 +551,36 @@
             <w:r>
               <w:t>Topic:</w:t>
               <w:br/>
-              <w:t>Create a chart</w:t>
+              <w:t>Shape practice</w:t>
               <w:br/>
               <w:br/>
               <w:t>Pre-activities</w:t>
               <w:br/>
-              <w:t>Complete a vocabulary review activity using October Week 2 practice vocabulary (part 2).</w:t>
-              <w:br/>
-              <w:t>axis: chart line for values or groups</w:t>
-              <w:br/>
-              <w:t>compare: look for similarities or differences</w:t>
-              <w:br/>
-              <w:t>conclusion: idea from evidence</w:t>
-              <w:br/>
-              <w:t>Open a prepared or class data set.</w:t>
+              <w:t>Complete a word soup or matching activity using October Week 2 practice vocabulary (part 2).</w:t>
+              <w:br/>
+              <w:t>rotate: turn around</w:t>
+              <w:br/>
+              <w:t>duplicate: make a copy</w:t>
+              <w:br/>
+              <w:t>Open your shape practice file.</w:t>
               <w:br/>
               <w:br/>
               <w:t>While activities</w:t>
               <w:br/>
-              <w:t>Complete Summative Activity #2: Create one chart from the assigned data set, add a title and labels, answer 3 questions about the chart, and write one conclusion sentence.</w:t>
-              <w:br/>
-              <w:t>Submit the chart task in class or on Google Classroom.</w:t>
+              <w:t>Create a simple object using basic shapes.</w:t>
+              <w:br/>
+              <w:t>Move, resize, rotate, and duplicate shapes.</w:t>
+              <w:br/>
+              <w:t>Challenge yourself to make the object more useful or interesting.</w:t>
+              <w:br/>
+              <w:t>Save or screenshot your progress.</w:t>
               <w:br/>
               <w:br/>
               <w:t>Post activities</w:t>
               <w:br/>
-              <w:t>Share one conclusion from your chart.</w:t>
-              <w:br/>
-              <w:t>Write one situation where a chart is better than a table.</w:t>
+              <w:t>Show your object to a partner.</w:t>
+              <w:br/>
+              <w:t>Write one thing you changed while building.</w:t>
             </w:r>
           </w:p>
         </w:tc>
@@ -598,7 +598,7 @@
           </w:tcPr>
           <w:p>
             <w:r>
-              <w:t>Resources: Pen, pencil, technology notebook, student's email and password, planning spreadsheet template, chart data set, chart checklist, Tinkercad or 3D tool accounts, 3D model design-plan template, screenshot/export instructions, projector, internet access.</w:t>
+              <w:t>Resources: Pen, pencil, technology notebook, student's email and password, mBot STEM data table, mBot chart checklist, Tinkercad or 3D tool accounts, 3D model design-plan template, screenshot/export instructions, projector, internet access.</w:t>
             </w:r>
           </w:p>
         </w:tc>
@@ -614,7 +614,7 @@
           </w:tcPr>
           <w:p>
             <w:r>
-              <w:t>Resources: Pen, pencil, technology notebook, student's email and password, planning spreadsheet template, chart data set, chart checklist, Tinkercad or 3D tool accounts, 3D model design-plan template, screenshot/export instructions, projector, internet access.</w:t>
+              <w:t>Resources: Pen, pencil, technology notebook, student's email and password, mBot STEM data table, mBot chart checklist, Tinkercad or 3D tool accounts, 3D model design-plan template, screenshot/export instructions, projector, internet access.</w:t>
             </w:r>
           </w:p>
         </w:tc>
@@ -670,42 +670,40 @@
             <w:r>
               <w:t>Topic:</w:t>
               <w:br/>
-              <w:t>3D modelling basics</w:t>
+              <w:t>Plan a simple model</w:t>
               <w:br/>
               <w:br/>
               <w:t>Pre-activities</w:t>
               <w:br/>
-              <w:t>Answer the warm-up question: What objects are made from simple shapes?</w:t>
+              <w:t>Answer the warm-up question: Why should we plan before building?</w:t>
               <w:br/>
               <w:t>Review October Week 3 practice vocabulary (part 1).</w:t>
               <w:br/>
-              <w:t>3D: height, width, and depth</w:t>
-              <w:br/>
-              <w:t>shape: form like cube or sphere</w:t>
-              <w:br/>
-              <w:t>move: change place</w:t>
-              <w:br/>
-              <w:t>resize: make bigger or smaller</w:t>
-              <w:br/>
-              <w:t>Identify basic shapes in a real object.</w:t>
+              <w:t>model: simple version or design</w:t>
+              <w:br/>
+              <w:t>design: plan for how something works</w:t>
+              <w:br/>
+              <w:t>prototype: first version for testing</w:t>
+              <w:br/>
+              <w:t>sketch: quick drawing</w:t>
+              <w:br/>
+              <w:t>Sketch a small model, such as a name badge, desk item, or project part.</w:t>
               <w:br/>
               <w:br/>
               <w:t>While activities</w:t>
               <w:br/>
-              <w:t>Open the 3D modelling tool.</w:t>
-              <w:br/>
-              <w:t>Create a basic shape.</w:t>
-              <w:br/>
-              <w:t>Practice moving, resizing, and rotating the shape.</w:t>
-              <w:br/>
-              <w:t>Record one tool you used.</w:t>
+              <w:t>Practice labeling at least three shapes on a draft sketch.</w:t>
+              <w:br/>
+              <w:t>Discuss the purpose of the model and one possible improvement.</w:t>
+              <w:br/>
+              <w:t>Review the 3D model design plan expectations.</w:t>
               <w:br/>
               <w:br/>
               <w:t>Post activities</w:t>
               <w:br/>
-              <w:t>Write one sentence explaining what 3D means.</w:t>
-              <w:br/>
-              <w:t>Save or screenshot your first shape practice.</w:t>
+              <w:t>Share the purpose of your model with a partner.</w:t>
+              <w:br/>
+              <w:t>Circle the part of your sketch you plan to improve.</w:t>
             </w:r>
           </w:p>
         </w:tc>
@@ -723,38 +721,42 @@
             <w:r>
               <w:t>Topic:</w:t>
               <w:br/>
-              <w:t>Shape practice</w:t>
+              <w:t>Design-plan workshop</w:t>
               <w:br/>
               <w:br/>
               <w:t>Pre-activities</w:t>
               <w:br/>
-              <w:t>Complete a word soup or matching activity using October Week 3 practice vocabulary (part 2).</w:t>
-              <w:br/>
-              <w:t>rotate: turn around</w:t>
-              <w:br/>
-              <w:t>duplicate: make a copy</w:t>
-              <w:br/>
-              <w:t>model: simple version or design</w:t>
-              <w:br/>
-              <w:t>Open your shape practice file.</w:t>
+              <w:t>Review October Week 3 practice vocabulary (part 2).</w:t>
+              <w:br/>
+              <w:t>group: join objects together</w:t>
+              <w:br/>
+              <w:t>improve: make better</w:t>
+              <w:br/>
+              <w:t>purpose: reason something is made</w:t>
+              <w:br/>
+              <w:t>feedback: helpful comments</w:t>
+              <w:br/>
+              <w:t>Open your model sketch and 3D file.</w:t>
               <w:br/>
               <w:br/>
               <w:t>While activities</w:t>
               <w:br/>
-              <w:t>Create a simple object using basic shapes.</w:t>
-              <w:br/>
-              <w:t>Move, resize, rotate, and duplicate shapes.</w:t>
-              <w:br/>
-              <w:t>Challenge yourself to make the object more useful or interesting.</w:t>
-              <w:br/>
-              <w:t>Save or screenshot your progress.</w:t>
+              <w:t>Create your model from the sketch.</w:t>
+              <w:br/>
+              <w:t>Use at least three shapes.</w:t>
+              <w:br/>
+              <w:t>Group or combine shapes when useful.</w:t>
+              <w:br/>
+              <w:t>Improve one part after viewing or testing the model.</w:t>
+              <w:br/>
+              <w:t>Prepare your design-plan evidence for the summative check next week.</w:t>
               <w:br/>
               <w:br/>
               <w:t>Post activities</w:t>
               <w:br/>
-              <w:t>Show your object to a partner.</w:t>
-              <w:br/>
-              <w:t>Write one thing you changed while building.</w:t>
+              <w:t>Save or screenshot your model.</w:t>
+              <w:br/>
+              <w:t>Write one planned improvement.</w:t>
             </w:r>
           </w:p>
         </w:tc>
@@ -775,7 +777,7 @@
           </w:tcPr>
           <w:p>
             <w:r>
-              <w:t>Resources: Pen, pencil, technology notebook, student's email and password, planning spreadsheet template, chart data set, chart checklist, Tinkercad or 3D tool accounts, 3D model design-plan template, screenshot/export instructions, projector, internet access.</w:t>
+              <w:t>Resources: Pen, pencil, technology notebook, student's email and password, mBot STEM data table, mBot chart checklist, Tinkercad or 3D tool accounts, 3D model design-plan template, screenshot/export instructions, projector, internet access.</w:t>
             </w:r>
           </w:p>
         </w:tc>
@@ -791,7 +793,7 @@
           </w:tcPr>
           <w:p>
             <w:r>
-              <w:t>Resources: Pen, pencil, technology notebook, student's email and password, planning spreadsheet template, chart data set, chart checklist, Tinkercad or 3D tool accounts, 3D model design-plan template, screenshot/export instructions, projector, internet access.</w:t>
+              <w:t>Resources: Pen, pencil, technology notebook, student's email and password, mBot STEM data table, mBot chart checklist, Tinkercad or 3D tool accounts, 3D model design-plan template, screenshot/export instructions, projector, internet access.</w:t>
             </w:r>
           </w:p>
         </w:tc>
@@ -847,40 +849,24 @@
             <w:r>
               <w:t>Topic:</w:t>
               <w:br/>
-              <w:t>Plan a simple model</w:t>
+              <w:t>3D model evidence review</w:t>
               <w:br/>
               <w:br/>
               <w:t>Pre-activities</w:t>
               <w:br/>
-              <w:t>Answer the warm-up question: Why should we plan before building?</w:t>
-              <w:br/>
-              <w:t>Review October Week 4 practice vocabulary (part 1).</w:t>
-              <w:br/>
-              <w:t>design: plan for how something works</w:t>
-              <w:br/>
-              <w:t>prototype: first version for testing</w:t>
-              <w:br/>
-              <w:t>sketch: quick drawing</w:t>
-              <w:br/>
-              <w:t>group: join objects together</w:t>
-              <w:br/>
-              <w:t>Sketch a small model, such as a name badge, desk item, or project part.</w:t>
+              <w:t>Review the 3D model design plan checklist: sketch, 3 labeled shapes, model purpose, and one planned improvement.</w:t>
               <w:br/>
               <w:br/>
               <w:t>While activities</w:t>
               <w:br/>
-              <w:t>Practice labeling at least three shapes on a draft sketch.</w:t>
-              <w:br/>
-              <w:t>Discuss the purpose of the model and one possible improvement.</w:t>
-              <w:br/>
-              <w:t>Review the 3D model design plan expectations before the next class.</w:t>
+              <w:t>Check your sketch and model evidence.</w:t>
+              <w:br/>
+              <w:t>Fix missing labels, unclear purpose, or missing improvement note.</w:t>
               <w:br/>
               <w:br/>
               <w:t>Post activities</w:t>
               <w:br/>
-              <w:t>Share the purpose of your model with a partner.</w:t>
-              <w:br/>
-              <w:t>Circle the part of your sketch you plan to improve.</w:t>
+              <w:t>Ask one final question before the summative.</w:t>
             </w:r>
           </w:p>
         </w:tc>
@@ -898,20 +884,14 @@
             <w:r>
               <w:t>Topic:</w:t>
               <w:br/>
-              <w:t>Build and improve</w:t>
+              <w:t>3D Model Design Plan</w:t>
               <w:br/>
               <w:br/>
               <w:t>Pre-activities</w:t>
               <w:br/>
-              <w:t>Review October Week 4 practice vocabulary with Blooket or a crossword puzzle (part 2).</w:t>
-              <w:br/>
-              <w:t>improve: make better</w:t>
-              <w:br/>
-              <w:t>purpose: reason something is made</w:t>
-              <w:br/>
-              <w:t>feedback: helpful comments</w:t>
-              <w:br/>
-              <w:t>Open your model sketch and 3D file.</w:t>
+              <w:t>Review October Week 3 practice vocabulary with Blooket or a crossword puzzle.</w:t>
+              <w:br/>
+              <w:t>Open your design plan and model evidence.</w:t>
               <w:br/>
               <w:br/>
               <w:t>While activities</w:t>
@@ -920,20 +900,14 @@
               <w:br/>
               <w:t>Submit the design plan in class or on Google Classroom.</w:t>
               <w:br/>
-              <w:t>Create your model from the sketch.</w:t>
-              <w:br/>
-              <w:t>Use at least three shapes.</w:t>
-              <w:br/>
-              <w:t>Group or combine shapes when useful.</w:t>
-              <w:br/>
-              <w:t>Improve one part after viewing or testing the model.</w:t>
+              <w:t>Submit or screenshot your model as practice evidence.</w:t>
               <w:br/>
               <w:br/>
               <w:t>Post activities</w:t>
               <w:br/>
-              <w:t>Submit or screenshot your model.</w:t>
-              <w:br/>
               <w:t>Reflect on what you improved and why.</w:t>
+              <w:br/>
+              <w:t>Prepare to share the project in November.</w:t>
             </w:r>
           </w:p>
         </w:tc>
@@ -951,7 +925,7 @@
           </w:tcPr>
           <w:p>
             <w:r>
-              <w:t>Resources: Pen, pencil, technology notebook, student's email and password, planning spreadsheet template, chart data set, chart checklist, Tinkercad or 3D tool accounts, 3D model design-plan template, screenshot/export instructions, projector, internet access.</w:t>
+              <w:t>Resources: Pen, pencil, technology notebook, student's email and password, mBot STEM data table, mBot chart checklist, Tinkercad or 3D tool accounts, 3D model design-plan template, screenshot/export instructions, projector, internet access.</w:t>
             </w:r>
           </w:p>
         </w:tc>
@@ -967,145 +941,7 @@
           </w:tcPr>
           <w:p>
             <w:r>
-              <w:t>Resources: Pen, pencil, technology notebook, student's email and password, planning spreadsheet template, chart data set, chart checklist, Tinkercad or 3D tool accounts, 3D model design-plan template, screenshot/export instructions, projector, internet access.</w:t>
-            </w:r>
-          </w:p>
-        </w:tc>
-      </w:tr>
-      <w:tr>
-        <w:tc>
-          <w:tcPr>
-            <w:tcW w:w="7692" w:type="dxa"/>
-            <w:tcBorders>
-              <w:top w:val="single" w:sz="4" w:space="0" w:color="auto"/>
-              <w:left w:val="single" w:sz="4" w:space="0" w:color="auto"/>
-              <w:bottom w:val="single" w:sz="4" w:space="0" w:color="auto"/>
-              <w:right w:val="single" w:sz="4" w:space="0" w:color="auto"/>
-            </w:tcBorders>
-            <w:shd w:val="clear" w:color="auto" w:fill="A8D08D"/>
-          </w:tcPr>
-          <w:p>
-            <w:r>
-              <w:t>6A, 6B, 6C day – 45min – October - Week 5</w:t>
-            </w:r>
-          </w:p>
-        </w:tc>
-        <w:tc>
-          <w:tcPr>
-            <w:tcW w:w="7692" w:type="dxa"/>
-            <w:tcBorders>
-              <w:top w:val="single" w:sz="4" w:space="0" w:color="auto"/>
-              <w:left w:val="single" w:sz="4" w:space="0" w:color="auto"/>
-              <w:bottom w:val="single" w:sz="4" w:space="0" w:color="auto"/>
-              <w:right w:val="single" w:sz="4" w:space="0" w:color="auto"/>
-            </w:tcBorders>
-            <w:shd w:val="clear" w:color="auto" w:fill="A8D08D"/>
-          </w:tcPr>
-          <w:p>
-            <w:r>
-              <w:t>6A, 6B, 6C day – 90 min – October - Week 5</w:t>
-            </w:r>
-          </w:p>
-        </w:tc>
-      </w:tr>
-      <w:tr>
-        <w:tc>
-          <w:tcPr>
-            <w:tcW w:w="7692" w:type="dxa"/>
-            <w:tcBorders>
-              <w:top w:val="single" w:sz="4" w:space="0" w:color="auto"/>
-              <w:left w:val="single" w:sz="4" w:space="0" w:color="auto"/>
-              <w:bottom w:val="single" w:sz="4" w:space="0" w:color="auto"/>
-              <w:right w:val="single" w:sz="4" w:space="0" w:color="auto"/>
-            </w:tcBorders>
-          </w:tcPr>
-          <w:p>
-            <w:r>
-              <w:t>Topic:</w:t>
-              <w:br/>
-              <w:t>No regular class scheduled in this monthly plan.</w:t>
-              <w:br/>
-              <w:br/>
-              <w:t>Pre-activities</w:t>
-              <w:br/>
-              <w:t>No activity scheduled.</w:t>
-              <w:br/>
-              <w:br/>
-              <w:t>While activities</w:t>
-              <w:br/>
-              <w:t>No activity scheduled.</w:t>
-              <w:br/>
-              <w:br/>
-              <w:t>Post activities</w:t>
-              <w:br/>
-              <w:t>No activity scheduled.</w:t>
-            </w:r>
-          </w:p>
-        </w:tc>
-        <w:tc>
-          <w:tcPr>
-            <w:tcW w:w="7692" w:type="dxa"/>
-            <w:tcBorders>
-              <w:top w:val="single" w:sz="4" w:space="0" w:color="auto"/>
-              <w:left w:val="single" w:sz="4" w:space="0" w:color="auto"/>
-              <w:bottom w:val="single" w:sz="4" w:space="0" w:color="auto"/>
-              <w:right w:val="single" w:sz="4" w:space="0" w:color="auto"/>
-            </w:tcBorders>
-          </w:tcPr>
-          <w:p>
-            <w:r>
-              <w:t>Topic:</w:t>
-              <w:br/>
-              <w:t>No regular class scheduled in this monthly plan.</w:t>
-              <w:br/>
-              <w:br/>
-              <w:t>Pre-activities</w:t>
-              <w:br/>
-              <w:t>No activity scheduled.</w:t>
-              <w:br/>
-              <w:br/>
-              <w:t>While activities</w:t>
-              <w:br/>
-              <w:t>No activity scheduled.</w:t>
-              <w:br/>
-              <w:br/>
-              <w:t>Post activities</w:t>
-              <w:br/>
-              <w:t>No activity scheduled.</w:t>
-            </w:r>
-          </w:p>
-        </w:tc>
-      </w:tr>
-      <w:tr>
-        <w:tc>
-          <w:tcPr>
-            <w:tcW w:w="7692" w:type="dxa"/>
-            <w:tcBorders>
-              <w:top w:val="single" w:sz="4" w:space="0" w:color="auto"/>
-              <w:left w:val="single" w:sz="4" w:space="0" w:color="auto"/>
-              <w:bottom w:val="single" w:sz="4" w:space="0" w:color="auto"/>
-              <w:right w:val="single" w:sz="4" w:space="0" w:color="auto"/>
-            </w:tcBorders>
-          </w:tcPr>
-          <w:p>
-            <w:r>
-              <w:t>Resources: No regular class scheduled.</w:t>
-            </w:r>
-          </w:p>
-        </w:tc>
-        <w:tc>
-          <w:tcPr>
-            <w:tcW w:w="7692" w:type="dxa"/>
-            <w:tcBorders>
-              <w:top w:val="single" w:sz="4" w:space="0" w:color="auto"/>
-              <w:left w:val="single" w:sz="4" w:space="0" w:color="auto"/>
-              <w:bottom w:val="single" w:sz="4" w:space="0" w:color="auto"/>
-              <w:right w:val="single" w:sz="4" w:space="0" w:color="auto"/>
-            </w:tcBorders>
-          </w:tcPr>
-          <w:p>
-            <w:r>
-              <w:t>Resources: No regular class scheduled.</w:t>
+              <w:t>Resources: Pen, pencil, technology notebook, student's email and password, mBot STEM data table, mBot chart checklist, Tinkercad or 3D tool accounts, 3D model design-plan template, screenshot/export instructions, projector, internet access.</w:t>
             </w:r>
           </w:p>
         </w:tc>
